--- a/exercises/hw5.docx
+++ b/exercises/hw5.docx
@@ -57,33 +57,48 @@
       <w:pPr>
         <w:rPr>
           <w:rFonts w:ascii="Arial" w:hAnsi="Arial" w:cs="Arial"/>
-        </w:rPr>
-      </w:pPr>
-    </w:p>
-    <w:p>
-      <w:pPr>
-        <w:rPr>
-          <w:rFonts w:ascii="Arial" w:hAnsi="Arial" w:cs="Arial"/>
-        </w:rPr>
-      </w:pPr>
-      <w:r>
-        <w:rPr>
-          <w:rFonts w:ascii="Arial" w:hAnsi="Arial" w:cs="Arial"/>
-        </w:rPr>
-        <w:t xml:space="preserve">Problem descriptions are given in the class </w:t>
-      </w:r>
-      <w:hyperlink r:id="rId5" w:history="1">
-        <w:r>
-          <w:rPr>
-            <w:rStyle w:val="Hyperlink"/>
-            <w:rFonts w:ascii="Arial" w:hAnsi="Arial" w:cs="Arial"/>
-          </w:rPr>
-          <w:t>exercise sheet</w:t>
-        </w:r>
-      </w:hyperlink>
-      <w:r>
-        <w:rPr>
-          <w:rFonts w:ascii="Arial" w:hAnsi="Arial" w:cs="Arial"/>
+          <w:sz w:val="22"/>
+          <w:szCs w:val="22"/>
+        </w:rPr>
+      </w:pPr>
+    </w:p>
+    <w:p>
+      <w:pPr>
+        <w:rPr>
+          <w:rFonts w:ascii="Arial" w:hAnsi="Arial" w:cs="Arial"/>
+          <w:sz w:val="22"/>
+          <w:szCs w:val="22"/>
+        </w:rPr>
+      </w:pPr>
+      <w:r>
+        <w:rPr>
+          <w:rFonts w:ascii="Arial" w:hAnsi="Arial" w:cs="Arial"/>
+          <w:sz w:val="22"/>
+          <w:szCs w:val="22"/>
+        </w:rPr>
+        <w:t>Problem descriptions are given in the exercise sheet</w:t>
+      </w:r>
+      <w:r>
+        <w:rPr>
+          <w:rFonts w:ascii="Arial" w:hAnsi="Arial" w:cs="Arial"/>
+          <w:sz w:val="22"/>
+          <w:szCs w:val="22"/>
+        </w:rPr>
+        <w:t xml:space="preserve"> on the canvas</w:t>
+      </w:r>
+      <w:r>
+        <w:rPr>
+          <w:rFonts w:ascii="Arial" w:hAnsi="Arial" w:cs="Arial"/>
+          <w:sz w:val="22"/>
+          <w:szCs w:val="22"/>
+        </w:rPr>
+        <w:t xml:space="preserve"> modules page</w:t>
+      </w:r>
+      <w:r>
+        <w:rPr>
+          <w:rFonts w:ascii="Arial" w:hAnsi="Arial" w:cs="Arial"/>
+          <w:sz w:val="22"/>
+          <w:szCs w:val="22"/>
         </w:rPr>
         <w:t>.</w:t>
       </w:r>
@@ -92,56 +107,34 @@
       <w:pPr>
         <w:rPr>
           <w:rFonts w:ascii="Arial" w:hAnsi="Arial" w:cs="Arial"/>
-        </w:rPr>
-      </w:pPr>
-    </w:p>
-    <w:p>
-      <w:pPr>
-        <w:rPr>
-          <w:rFonts w:ascii="Arial" w:hAnsi="Arial" w:cs="Arial"/>
-        </w:rPr>
-      </w:pPr>
-      <w:r>
-        <w:rPr>
-          <w:rFonts w:ascii="Arial" w:hAnsi="Arial" w:cs="Arial"/>
-        </w:rPr>
-        <w:t>Please submit your</w:t>
-      </w:r>
-      <w:r>
-        <w:rPr>
-          <w:rFonts w:ascii="Arial" w:hAnsi="Arial" w:cs="Arial"/>
-        </w:rPr>
-        <w:t xml:space="preserve"> write-up</w:t>
-      </w:r>
-      <w:r>
-        <w:rPr>
-          <w:rFonts w:ascii="Arial" w:hAnsi="Arial" w:cs="Arial"/>
-        </w:rPr>
-        <w:t xml:space="preserve"> as an HTM</w:t>
-      </w:r>
-      <w:r>
-        <w:rPr>
-          <w:rFonts w:ascii="Arial" w:hAnsi="Arial" w:cs="Arial"/>
-        </w:rPr>
-        <w:t>L report. Include all discussion text and code directly in this report.</w:t>
-      </w:r>
-      <w:r>
-        <w:rPr>
-          <w:rFonts w:ascii="Arial" w:hAnsi="Arial" w:cs="Arial"/>
-        </w:rPr>
-        <w:t xml:space="preserve"> </w:t>
-      </w:r>
-      <w:r>
-        <w:rPr>
-          <w:rFonts w:ascii="Arial" w:hAnsi="Arial" w:cs="Arial"/>
-        </w:rPr>
-        <w:t xml:space="preserve">Ensure that your mosaic visualizations render properly when opening the HTML </w:t>
-      </w:r>
-      <w:r>
-        <w:rPr>
-          <w:rFonts w:ascii="Arial" w:hAnsi="Arial" w:cs="Arial"/>
-        </w:rPr>
-        <w:t>from localhost.</w:t>
+          <w:sz w:val="22"/>
+          <w:szCs w:val="22"/>
+        </w:rPr>
+      </w:pPr>
+    </w:p>
+    <w:p>
+      <w:pPr>
+        <w:rPr>
+          <w:rFonts w:ascii="Arial" w:hAnsi="Arial" w:cs="Arial"/>
+          <w:sz w:val="22"/>
+          <w:szCs w:val="22"/>
+        </w:rPr>
+      </w:pPr>
+      <w:r>
+        <w:rPr>
+          <w:rFonts w:ascii="Arial" w:hAnsi="Arial" w:cs="Arial"/>
+          <w:sz w:val="22"/>
+          <w:szCs w:val="22"/>
+        </w:rPr>
+        <w:t>Please submit your write-up as an HTML report. Include all discussion text and code directly in this report.</w:t>
+      </w:r>
+      <w:r>
+        <w:rPr>
+          <w:rFonts w:ascii="Arial" w:hAnsi="Arial" w:cs="Arial"/>
+          <w:sz w:val="22"/>
+          <w:szCs w:val="22"/>
+        </w:rPr>
+        <w:t xml:space="preserve"> Ensure that your mosaic visualizations render properly when opening the HTML from localhost.</w:t>
       </w:r>
     </w:p>
     <w:p>
@@ -489,15 +482,7 @@
           <w:sz w:val="22"/>
           <w:szCs w:val="22"/>
         </w:rPr>
-        <w:t xml:space="preserve">Open-Ended Compound Visualization </w:t>
-      </w:r>
-      <w:r>
-        <w:rPr>
-          <w:rFonts w:ascii="Arial" w:hAnsi="Arial" w:cs="Arial"/>
-          <w:sz w:val="22"/>
-          <w:szCs w:val="22"/>
-        </w:rPr>
-        <w:t>[3 points]</w:t>
+        <w:t>Open-Ended Compound Visualization [3 points]</w:t>
       </w:r>
     </w:p>
     <w:p>
@@ -694,143 +679,7 @@
           <w:sz w:val="22"/>
           <w:szCs w:val="22"/>
         </w:rPr>
-        <w:t xml:space="preserve"> Your design</w:t>
-      </w:r>
-      <w:r>
-        <w:rPr>
-          <w:rFonts w:ascii="Arial" w:hAnsi="Arial" w:cs="Arial"/>
-          <w:sz w:val="22"/>
-          <w:szCs w:val="22"/>
-        </w:rPr>
-        <w:t xml:space="preserve">s </w:t>
-      </w:r>
-      <w:r>
-        <w:rPr>
-          <w:rFonts w:ascii="Arial" w:hAnsi="Arial" w:cs="Arial"/>
-          <w:sz w:val="22"/>
-          <w:szCs w:val="22"/>
-        </w:rPr>
-        <w:t>should go beyond defaults show critical thinking</w:t>
-      </w:r>
-      <w:r>
-        <w:rPr>
-          <w:rFonts w:ascii="Arial" w:hAnsi="Arial" w:cs="Arial"/>
-          <w:sz w:val="22"/>
-          <w:szCs w:val="22"/>
-        </w:rPr>
-        <w:t xml:space="preserve">, and guide </w:t>
-      </w:r>
-      <w:r>
-        <w:rPr>
-          <w:rFonts w:ascii="Arial" w:hAnsi="Arial" w:cs="Arial"/>
-          <w:sz w:val="22"/>
-          <w:szCs w:val="22"/>
-        </w:rPr>
-        <w:t>viewer</w:t>
-      </w:r>
-      <w:r>
-        <w:rPr>
-          <w:rFonts w:ascii="Arial" w:hAnsi="Arial" w:cs="Arial"/>
-          <w:sz w:val="22"/>
-          <w:szCs w:val="22"/>
-        </w:rPr>
-        <w:t>s</w:t>
-      </w:r>
-      <w:r>
-        <w:rPr>
-          <w:rFonts w:ascii="Arial" w:hAnsi="Arial" w:cs="Arial"/>
-          <w:sz w:val="22"/>
-          <w:szCs w:val="22"/>
-        </w:rPr>
-        <w:t xml:space="preserve"> </w:t>
-      </w:r>
-      <w:r>
-        <w:rPr>
-          <w:rFonts w:ascii="Arial" w:hAnsi="Arial" w:cs="Arial"/>
-          <w:sz w:val="22"/>
-          <w:szCs w:val="22"/>
-        </w:rPr>
-        <w:t xml:space="preserve">towards meaningful </w:t>
-      </w:r>
-      <w:r>
-        <w:rPr>
-          <w:rFonts w:ascii="Arial" w:hAnsi="Arial" w:cs="Arial"/>
-          <w:sz w:val="22"/>
-          <w:szCs w:val="22"/>
-        </w:rPr>
-        <w:t>takeawa</w:t>
-      </w:r>
-      <w:r>
-        <w:rPr>
-          <w:rFonts w:ascii="Arial" w:hAnsi="Arial" w:cs="Arial"/>
-          <w:sz w:val="22"/>
-          <w:szCs w:val="22"/>
-        </w:rPr>
-        <w:t>ys. Plots</w:t>
-      </w:r>
-      <w:r>
-        <w:rPr>
-          <w:rFonts w:ascii="Arial" w:hAnsi="Arial" w:cs="Arial"/>
-          <w:sz w:val="22"/>
-          <w:szCs w:val="22"/>
-        </w:rPr>
-        <w:t xml:space="preserve"> that show minimum effort</w:t>
-      </w:r>
-      <w:r>
-        <w:rPr>
-          <w:rFonts w:ascii="Arial" w:hAnsi="Arial" w:cs="Arial"/>
-          <w:sz w:val="22"/>
-          <w:szCs w:val="22"/>
-        </w:rPr>
-        <w:t xml:space="preserve"> or </w:t>
-      </w:r>
-      <w:r>
-        <w:rPr>
-          <w:rFonts w:ascii="Arial" w:hAnsi="Arial" w:cs="Arial"/>
-          <w:sz w:val="22"/>
-          <w:szCs w:val="22"/>
-        </w:rPr>
-        <w:t>make choices that hinder the viewer</w:t>
-      </w:r>
-      <w:r>
-        <w:rPr>
-          <w:rFonts w:ascii="Arial" w:hAnsi="Arial" w:cs="Arial"/>
-          <w:sz w:val="22"/>
-          <w:szCs w:val="22"/>
-        </w:rPr>
-        <w:t xml:space="preserve"> </w:t>
-      </w:r>
-      <w:r>
-        <w:rPr>
-          <w:rFonts w:ascii="Arial" w:hAnsi="Arial" w:cs="Arial"/>
-          <w:sz w:val="22"/>
-          <w:szCs w:val="22"/>
-        </w:rPr>
-        <w:t>will be</w:t>
-      </w:r>
-      <w:r>
-        <w:rPr>
-          <w:rFonts w:ascii="Arial" w:hAnsi="Arial" w:cs="Arial"/>
-          <w:sz w:val="22"/>
-          <w:szCs w:val="22"/>
-        </w:rPr>
-        <w:t xml:space="preserve"> penalized. Carefully consider design and style choices (e.g., encodings, annotation, </w:t>
-      </w:r>
-      <w:r>
-        <w:rPr>
-          <w:rFonts w:ascii="Arial" w:hAnsi="Arial" w:cs="Arial"/>
-          <w:sz w:val="22"/>
-          <w:szCs w:val="22"/>
-        </w:rPr>
-        <w:t>themes, and colors</w:t>
-      </w:r>
-      <w:r>
-        <w:rPr>
-          <w:rFonts w:ascii="Arial" w:hAnsi="Arial" w:cs="Arial"/>
-          <w:sz w:val="22"/>
-          <w:szCs w:val="22"/>
-        </w:rPr>
-        <w:t>).</w:t>
+        <w:t xml:space="preserve"> Your designs should go beyond defaults show critical thinking, and guide viewers towards meaningful takeaways. Plots that show minimum effort or make choices that hinder the viewer will be penalized. Carefully consider design and style choices (e.g., encodings, annotation, themes, and colors).</w:t>
       </w:r>
     </w:p>
     <w:p>
@@ -861,55 +710,7 @@
           <w:sz w:val="22"/>
           <w:szCs w:val="22"/>
         </w:rPr>
-        <w:t xml:space="preserve"> The code you use to implement your visualizations should be readable and well-organized. Reproducibility is extremely important in data visualization, and messy code is a barrier to it. </w:t>
-      </w:r>
-      <w:r>
-        <w:rPr>
-          <w:rFonts w:ascii="Arial" w:hAnsi="Arial" w:cs="Arial"/>
-          <w:sz w:val="22"/>
-          <w:szCs w:val="22"/>
-        </w:rPr>
-        <w:t>O</w:t>
-      </w:r>
-      <w:r>
-        <w:rPr>
-          <w:rFonts w:ascii="Arial" w:hAnsi="Arial" w:cs="Arial"/>
-          <w:sz w:val="22"/>
-          <w:szCs w:val="22"/>
-        </w:rPr>
-        <w:t>rganize your code well</w:t>
-      </w:r>
-      <w:r>
-        <w:rPr>
-          <w:rFonts w:ascii="Arial" w:hAnsi="Arial" w:cs="Arial"/>
-          <w:sz w:val="22"/>
-          <w:szCs w:val="22"/>
-        </w:rPr>
-        <w:t xml:space="preserve"> – this helps</w:t>
-      </w:r>
-      <w:r>
-        <w:rPr>
-          <w:rFonts w:ascii="Arial" w:hAnsi="Arial" w:cs="Arial"/>
-          <w:sz w:val="22"/>
-          <w:szCs w:val="22"/>
-        </w:rPr>
-        <w:t xml:space="preserve"> iterative</w:t>
-      </w:r>
-      <w:r>
-        <w:rPr>
-          <w:rFonts w:ascii="Arial" w:hAnsi="Arial" w:cs="Arial"/>
-          <w:sz w:val="22"/>
-          <w:szCs w:val="22"/>
-        </w:rPr>
-        <w:t xml:space="preserve"> design</w:t>
-      </w:r>
-      <w:r>
-        <w:rPr>
-          <w:rFonts w:ascii="Arial" w:hAnsi="Arial" w:cs="Arial"/>
-          <w:sz w:val="22"/>
-          <w:szCs w:val="22"/>
-        </w:rPr>
-        <w:t>.</w:t>
+        <w:t xml:space="preserve"> The code you use to implement your visualizations should be readable and well-organized. Reproducibility is extremely important in data visualization, and messy code is a barrier to it. Organize your code well – this helps iterative design.</w:t>
       </w:r>
     </w:p>
     <w:p>
@@ -940,23 +741,7 @@
           <w:sz w:val="22"/>
           <w:szCs w:val="22"/>
         </w:rPr>
-        <w:t xml:space="preserve"> Writing should be thorough </w:t>
-      </w:r>
-      <w:r>
-        <w:rPr>
-          <w:rFonts w:ascii="Arial" w:hAnsi="Arial" w:cs="Arial"/>
-          <w:sz w:val="22"/>
-          <w:szCs w:val="22"/>
-        </w:rPr>
-        <w:t>and avoid jargon</w:t>
-      </w:r>
-      <w:r>
-        <w:rPr>
-          <w:rFonts w:ascii="Arial" w:hAnsi="Arial" w:cs="Arial"/>
-          <w:sz w:val="22"/>
-          <w:szCs w:val="22"/>
-        </w:rPr>
-        <w:t>. Writing should draw organically from one’s own experiences, opinions, or relevant sources.</w:t>
+        <w:t xml:space="preserve"> Writing should be thorough and avoid jargon. Writing should draw organically from one’s own experiences, opinions, or relevant sources.</w:t>
       </w:r>
     </w:p>
     <w:p>
@@ -987,7 +772,15 @@
           <w:sz w:val="22"/>
           <w:szCs w:val="22"/>
         </w:rPr>
-        <w:t>.html file should be</w:t>
+        <w:t>.html file should be organized and formatted well</w:t>
+      </w:r>
+      <w:r>
+        <w:rPr>
+          <w:rFonts w:ascii="Arial" w:hAnsi="Arial" w:cs="Arial"/>
+          <w:sz w:val="22"/>
+          <w:szCs w:val="22"/>
+        </w:rPr>
+        <w:t xml:space="preserve">. Please take care to ensure that in your knitted .html file, we can clearly identify where each problem starts and ends, and things like R warnings and messages are hidden. </w:t>
       </w:r>
       <w:r>
         <w:rPr>
@@ -997,45 +790,16 @@
           <w:sz w:val="22"/>
           <w:szCs w:val="22"/>
         </w:rPr>
-        <w:t xml:space="preserve"> organized and formatted well</w:t>
-      </w:r>
-      <w:r>
-        <w:rPr>
-          <w:rFonts w:ascii="Arial" w:hAnsi="Arial" w:cs="Arial"/>
-          <w:sz w:val="22"/>
-          <w:szCs w:val="22"/>
-        </w:rPr>
-        <w:t>. Please take care to ensure that in your knitted .html file, we can clearly identify where each problem starts and ends, and things like R warnings and messages are hidden.</w:t>
-      </w:r>
-      <w:r>
-        <w:rPr>
-          <w:rFonts w:ascii="Arial" w:hAnsi="Arial" w:cs="Arial"/>
-          <w:sz w:val="22"/>
-          <w:szCs w:val="22"/>
-        </w:rPr>
-        <w:t xml:space="preserve"> </w:t>
-      </w:r>
-      <w:r>
-        <w:rPr>
-          <w:rFonts w:ascii="Arial" w:hAnsi="Arial" w:cs="Arial"/>
-          <w:b/>
-          <w:bCs/>
-          <w:sz w:val="22"/>
-          <w:szCs w:val="22"/>
-        </w:rPr>
         <w:t>Make</w:t>
       </w:r>
       <w:r>
         <w:rPr>
           <w:rStyle w:val="Strong"/>
-        </w:rPr>
-        <w:t xml:space="preserve"> sure your</w:t>
-      </w:r>
-      <w:r>
-        <w:rPr>
-          <w:rStyle w:val="Strong"/>
-        </w:rPr>
-        <w:t xml:space="preserve"> code and visualizations are visible in your .html file BEFORE you submit!</w:t>
+          <w:rFonts w:ascii="Arial" w:hAnsi="Arial" w:cs="Arial"/>
+          <w:sz w:val="22"/>
+          <w:szCs w:val="22"/>
+        </w:rPr>
+        <w:t xml:space="preserve"> sure your code and visualizations are visible in your .html file BEFORE you submit!</w:t>
       </w:r>
     </w:p>
     <w:sectPr>
@@ -2169,6 +1933,18 @@
       <w:bCs/>
     </w:rPr>
   </w:style>
+  <w:style w:type="character" w:styleId="FollowedHyperlink">
+    <w:name w:val="FollowedHyperlink"/>
+    <w:basedOn w:val="DefaultParagraphFont"/>
+    <w:uiPriority w:val="99"/>
+    <w:semiHidden/>
+    <w:unhideWhenUsed/>
+    <w:rsid w:val="002820F8"/>
+    <w:rPr>
+      <w:color w:val="954F72" w:themeColor="followedHyperlink"/>
+      <w:u w:val="single"/>
+    </w:rPr>
+  </w:style>
 </w:styles>
 </file>
 
